--- a/site/docs/researchtranscript-trattamento-dei-dati-it.docx
+++ b/site/docs/researchtranscript-trattamento-dei-dati-it.docx
@@ -344,13 +344,7 @@
         <w:t xml:space="preserve"> </w:t>
       </w:r>
       <w:r>
-        <w:t xml:space="preserve">large-v3-turbo) e la separazione dei parlanti (silero-vad, pyannote community-1) girano nel processo dell'applicazione, sul processore o sulla</w:t>
-      </w:r>
-      <w:r>
-        <w:t xml:space="preserve"> </w:t>
-      </w:r>
-      <w:r>
-        <w:t xml:space="preserve">scheda grafica del dispositivo. Tutti i modelli sono contenuti nel</w:t>
+        <w:t xml:space="preserve">large-v3-turbo) e la separazione dei parlanti (silero-vad, pyannote community-1) girano come componenti dell'applicazione sul dispositivo, su GPU e Neural Engine. Tutti i modelli sono contenuti nel</w:t>
       </w:r>
       <w:r>
         <w:t xml:space="preserve"> </w:t>

--- a/site/docs/researchtranscript-trattamento-dei-dati-it.docx
+++ b/site/docs/researchtranscript-trattamento-dei-dati-it.docx
@@ -34,7 +34,7 @@
         <w:t xml:space="preserve"> </w:t>
       </w:r>
       <w:r>
-        <w:t xml:space="preserve">16 settembre 2026, ResearchTranscript 0.4.0. Le voci tra</w:t>
+        <w:t xml:space="preserve">18 settembre 2026, ResearchTranscript 0.6.0. Le voci tra</w:t>
       </w:r>
       <w:r>
         <w:t xml:space="preserve"> </w:t>
@@ -76,6 +76,50 @@
       </w:r>
       <w:r>
         <w:t xml:space="preserve">consulenza legale.</w:t>
+      </w:r>
+    </w:p>
+    <w:p>
+      <w:pPr>
+        <w:pStyle w:val="BodyText"/>
+      </w:pPr>
+      <w:r>
+        <w:t xml:space="preserve">Questo testo è il modello generale. Dalla versione 0.6.0 l'app genera</w:t>
+      </w:r>
+      <w:r>
+        <w:t xml:space="preserve"> </w:t>
+      </w:r>
+      <w:r>
+        <w:t xml:space="preserve">da sé la versione riferita alla singola trascrizione (Editor ›</w:t>
+      </w:r>
+      <w:r>
+        <w:t xml:space="preserve"> </w:t>
+      </w:r>
+      <w:r>
+        <w:t xml:space="preserve">Esporta › «Pacchetto di documentazione (.zip) …»): protocollo di</w:t>
+      </w:r>
+      <w:r>
+        <w:t xml:space="preserve"> </w:t>
+      </w:r>
+      <w:r>
+        <w:t xml:space="preserve">trascrizione con il modello e la versione effettivamente usati e la</w:t>
+      </w:r>
+      <w:r>
+        <w:t xml:space="preserve"> </w:t>
+      </w:r>
+      <w:r>
+        <w:t xml:space="preserve">misura rilevata della revisione manuale, paragrafo per la sezione</w:t>
+      </w:r>
+      <w:r>
+        <w:t xml:space="preserve"> </w:t>
+      </w:r>
+      <w:r>
+        <w:t xml:space="preserve">metodi, fatti per la protezione dei dati, scheda per il repository e</w:t>
+      </w:r>
+      <w:r>
+        <w:t xml:space="preserve"> </w:t>
+      </w:r>
+      <w:r>
+        <w:t xml:space="preserve">file di citazione.</w:t>
       </w:r>
     </w:p>
     <w:p>
@@ -108,7 +152,7 @@
         <w:rPr>
           <w:rStyle w:val="VerbatimChar"/>
         </w:rPr>
-        <w:t xml:space="preserve">[0.4.0]</w:t>
+        <w:t xml:space="preserve">[0.6.0]</w:t>
       </w:r>
       <w:r>
         <w:t xml:space="preserve">. Software libero sotto</w:t>
@@ -117,13 +161,19 @@
         <w:t xml:space="preserve"> </w:t>
       </w:r>
       <w:r>
-        <w:t xml:space="preserve">AGPL-3.0-or-later, sviluppato al B/IAS – Basel Institut für angewandte</w:t>
-      </w:r>
-      <w:r>
-        <w:t xml:space="preserve"> </w:t>
-      </w:r>
-      <w:r>
-        <w:t xml:space="preserve">Stadtforschung. Codice sorgente pubblico:</w:t>
+        <w:t xml:space="preserve">AGPL-3.0-or-later (con un permesso aggiuntivo per la distribuzione</w:t>
+      </w:r>
+      <w:r>
+        <w:t xml:space="preserve"> </w:t>
+      </w:r>
+      <w:r>
+        <w:t xml:space="preserve">tramite l'App Store), sviluppato al B/IAS – Basel Institut für</w:t>
+      </w:r>
+      <w:r>
+        <w:t xml:space="preserve"> </w:t>
+      </w:r>
+      <w:r>
+        <w:t xml:space="preserve">angewandte Stadtforschung. Codice sorgente pubblico:</w:t>
       </w:r>
       <w:r>
         <w:t xml:space="preserve"> </w:t>
@@ -137,19 +187,31 @@
         </w:r>
       </w:hyperlink>
       <w:r>
-        <w:t xml:space="preserve">. Il software gira</w:t>
-      </w:r>
-      <w:r>
-        <w:t xml:space="preserve"> </w:t>
-      </w:r>
-      <w:r>
-        <w:t xml:space="preserve">come applicazione locale su macOS (Apple Silicon) ed è installato e</w:t>
-      </w:r>
-      <w:r>
-        <w:t xml:space="preserve"> </w:t>
-      </w:r>
-      <w:r>
-        <w:t xml:space="preserve">gestito dal titolare stesso.</w:t>
+        <w:t xml:space="preserve">; il pacchetto</w:t>
+      </w:r>
+      <w:r>
+        <w:t xml:space="preserve"> </w:t>
+      </w:r>
+      <w:r>
+        <w:t xml:space="preserve">d'installazione (DMG), firmato e notarizzato, è pubblicato lì con le</w:t>
+      </w:r>
+      <w:r>
+        <w:t xml:space="preserve"> </w:t>
+      </w:r>
+      <w:r>
+        <w:t xml:space="preserve">release. Il software gira come applicazione locale su macOS (Apple</w:t>
+      </w:r>
+      <w:r>
+        <w:t xml:space="preserve"> </w:t>
+      </w:r>
+      <w:r>
+        <w:t xml:space="preserve">Silicon), nell'App Sandbox di macOS, ed è installato e gestito dal</w:t>
+      </w:r>
+      <w:r>
+        <w:t xml:space="preserve"> </w:t>
+      </w:r>
+      <w:r>
+        <w:t xml:space="preserve">titolare stesso.</w:t>
       </w:r>
     </w:p>
     <w:bookmarkEnd w:id="10"/>
@@ -316,7 +378,25 @@
         <w:t xml:space="preserve"> </w:t>
       </w:r>
       <w:r>
-        <w:t xml:space="preserve">audio, il video non viene mai convertito).</w:t>
+        <w:t xml:space="preserve">audio, il video non viene mai convertito). L'audio è letto da macOS</w:t>
+      </w:r>
+      <w:r>
+        <w:t xml:space="preserve"> </w:t>
+      </w:r>
+      <w:r>
+        <w:t xml:space="preserve">AVFoundation. L'App Sandbox di macOS consente l'accesso solo alle</w:t>
+      </w:r>
+      <w:r>
+        <w:t xml:space="preserve"> </w:t>
+      </w:r>
+      <w:r>
+        <w:t xml:space="preserve">cartelle che la persona sceglie in una finestra di dialogo e ai file</w:t>
+      </w:r>
+      <w:r>
+        <w:t xml:space="preserve"> </w:t>
+      </w:r>
+      <w:r>
+        <w:t xml:space="preserve">trascinati nell'app.</w:t>
       </w:r>
     </w:p>
     <w:p>
@@ -338,37 +418,109 @@
         <w:t xml:space="preserve"> </w:t>
       </w:r>
       <w:r>
-        <w:t xml:space="preserve">Il riconoscimento vocale (whisper.cpp, modello</w:t>
-      </w:r>
-      <w:r>
-        <w:t xml:space="preserve"> </w:t>
-      </w:r>
-      <w:r>
-        <w:t xml:space="preserve">large-v3-turbo) e la separazione dei parlanti (silero-vad, pyannote community-1) girano come componenti dell'applicazione sul dispositivo, su GPU e Neural Engine. Tutti i modelli sono contenuti nel</w:t>
-      </w:r>
-      <w:r>
-        <w:t xml:space="preserve"> </w:t>
-      </w:r>
-      <w:r>
-        <w:t xml:space="preserve">pacchetto dell'applicazione (altri modelli whisper.cpp si possono</w:t>
-      </w:r>
-      <w:r>
-        <w:t xml:space="preserve"> </w:t>
-      </w:r>
-      <w:r>
-        <w:t xml:space="preserve">aggiungere solo a mano, nella cartella «Modelle» della libreria —</w:t>
-      </w:r>
-      <w:r>
-        <w:t xml:space="preserve"> </w:t>
-      </w:r>
-      <w:r>
-        <w:t xml:space="preserve">l'applicazione non scarica mai); al primo avvio non viene scaricato</w:t>
-      </w:r>
-      <w:r>
-        <w:t xml:space="preserve"> </w:t>
-      </w:r>
-      <w:r>
-        <w:t xml:space="preserve">nulla.</w:t>
+        <w:t xml:space="preserve">La logica dell'applicazione gira incorporata</w:t>
+      </w:r>
+      <w:r>
+        <w:t xml:space="preserve"> </w:t>
+      </w:r>
+      <w:r>
+        <w:t xml:space="preserve">nell'app. Il riconoscimento vocale (whisper.cpp 1.8.2, modello</w:t>
+      </w:r>
+      <w:r>
+        <w:t xml:space="preserve"> </w:t>
+      </w:r>
+      <w:r>
+        <w:t xml:space="preserve">large-v3-turbo) gira come programma ausiliario del pacchetto</w:t>
+      </w:r>
+      <w:r>
+        <w:t xml:space="preserve"> </w:t>
+      </w:r>
+      <w:r>
+        <w:t xml:space="preserve">dell'app, sull'unità grafica (Metal). La separazione dei parlanti</w:t>
+      </w:r>
+      <w:r>
+        <w:t xml:space="preserve"> </w:t>
+      </w:r>
+      <w:r>
+        <w:t xml:space="preserve">(SpeakerKit di Argmax con i modelli pyannote segmentation-3.0,</w:t>
+      </w:r>
+      <w:r>
+        <w:t xml:space="preserve"> </w:t>
+      </w:r>
+      <w:r>
+        <w:t xml:space="preserve">WeSpeaker ResNet34 e pyannote community-1, convertiti da Argmax in</w:t>
+      </w:r>
+      <w:r>
+        <w:t xml:space="preserve"> </w:t>
+      </w:r>
+      <w:r>
+        <w:t xml:space="preserve">Core ML) gira nell'app tramite Core ML ed è disattivabile. Il</w:t>
+      </w:r>
+      <w:r>
+        <w:t xml:space="preserve"> </w:t>
+      </w:r>
+      <w:r>
+        <w:t xml:space="preserve">rilevamento dell'attività vocale (Silero VAD 5.1.2 in whisper.cpp)</w:t>
+      </w:r>
+      <w:r>
+        <w:t xml:space="preserve"> </w:t>
+      </w:r>
+      <w:r>
+        <w:t xml:space="preserve">viene usato solo se la separazione dei parlanti è disattivata;</w:t>
+      </w:r>
+      <w:r>
+        <w:t xml:space="preserve"> </w:t>
+      </w:r>
+      <w:r>
+        <w:t xml:space="preserve">altrimenti i blocchi sono tagliati dalla separazione dei parlanti.</w:t>
+      </w:r>
+      <w:r>
+        <w:t xml:space="preserve"> </w:t>
+      </w:r>
+      <w:r>
+        <w:t xml:space="preserve">Tutti i modelli sono contenuti nel pacchetto dell'applicazione, che</w:t>
+      </w:r>
+      <w:r>
+        <w:t xml:space="preserve"> </w:t>
+      </w:r>
+      <w:r>
+        <w:t xml:space="preserve">non scarica né modelli né parti di programma. Altri modelli</w:t>
+      </w:r>
+      <w:r>
+        <w:t xml:space="preserve"> </w:t>
+      </w:r>
+      <w:r>
+        <w:t xml:space="preserve">whisper.cpp si possono aggiungere solo a mano, nella cartella</w:t>
+      </w:r>
+      <w:r>
+        <w:t xml:space="preserve"> </w:t>
+      </w:r>
+      <w:r>
+        <w:t xml:space="preserve">«Modelle» della biblioteca. I modelli non imparano dalle</w:t>
+      </w:r>
+      <w:r>
+        <w:t xml:space="preserve"> </w:t>
+      </w:r>
+      <w:r>
+        <w:t xml:space="preserve">registrazioni. L'applicazione non riassume e non riformula nulla; il</w:t>
+      </w:r>
+      <w:r>
+        <w:t xml:space="preserve"> </w:t>
+      </w:r>
+      <w:r>
+        <w:t xml:space="preserve">riconoscimento vocale è un modello di IA e può inserire parole che</w:t>
+      </w:r>
+      <w:r>
+        <w:t xml:space="preserve"> </w:t>
+      </w:r>
+      <w:r>
+        <w:t xml:space="preserve">non sono state dette, perciò la trascrizione va verificata a</w:t>
+      </w:r>
+      <w:r>
+        <w:t xml:space="preserve"> </w:t>
+      </w:r>
+      <w:r>
+        <w:t xml:space="preserve">confronto con la registrazione.</w:t>
       </w:r>
     </w:p>
     <w:p>
@@ -390,52 +542,151 @@
         <w:t xml:space="preserve"> </w:t>
       </w:r>
       <w:r>
-        <w:t xml:space="preserve">Per ogni trascrizione viene creata una cartella</w:t>
-      </w:r>
-      <w:r>
-        <w:t xml:space="preserve"> </w:t>
-      </w:r>
-      <w:r>
-        <w:t xml:space="preserve">nella posizione scelta</w:t>
-      </w:r>
-      <w:r>
-        <w:t xml:space="preserve"> </w:t>
-      </w:r>
-      <w:r>
-        <w:rPr>
-          <w:rStyle w:val="VerbatimChar"/>
-        </w:rPr>
-        <w:t xml:space="preserve">[percorso, p. es. ~/Documents/ResearchTranscript]</w:t>
-      </w:r>
-      <w:r>
-        <w:t xml:space="preserve"> </w:t>
-      </w:r>
-      <w:r>
-        <w:t xml:space="preserve">con una copia dell'audio (per un</w:t>
-      </w:r>
-      <w:r>
-        <w:t xml:space="preserve"> </w:t>
-      </w:r>
-      <w:r>
-        <w:t xml:space="preserve">video: la traccia audio in MP3 e il file video invariato), il file</w:t>
-      </w:r>
-      <w:r>
-        <w:t xml:space="preserve"> </w:t>
-      </w:r>
-      <w:r>
-        <w:t xml:space="preserve">canonico della trascrizione (JSON), istantanee della cronologia a ogni</w:t>
-      </w:r>
-      <w:r>
-        <w:t xml:space="preserve"> </w:t>
-      </w:r>
-      <w:r>
-        <w:t xml:space="preserve">salvataggio e le esportazioni derivate. I file di lavoro temporanei</w:t>
-      </w:r>
-      <w:r>
-        <w:t xml:space="preserve"> </w:t>
-      </w:r>
-      <w:r>
-        <w:t xml:space="preserve">vengono rimossi dopo ogni esecuzione.</w:t>
+        <w:t xml:space="preserve">Per ogni trascrizione viene creata una</w:t>
+      </w:r>
+      <w:r>
+        <w:t xml:space="preserve"> </w:t>
+      </w:r>
+      <w:r>
+        <w:t xml:space="preserve">sottocartella nella cartella della biblioteca scelta</w:t>
+      </w:r>
+      <w:r>
+        <w:t xml:space="preserve"> </w:t>
+      </w:r>
+      <w:r>
+        <w:rPr>
+          <w:rStyle w:val="VerbatimChar"/>
+        </w:rPr>
+        <w:t xml:space="preserve">[percorso]</w:t>
+      </w:r>
+      <w:r>
+        <w:t xml:space="preserve"> </w:t>
+      </w:r>
+      <w:r>
+        <w:t xml:space="preserve">con</w:t>
+      </w:r>
+      <w:r>
+        <w:t xml:space="preserve"> </w:t>
+      </w:r>
+      <w:r>
+        <w:rPr>
+          <w:rStyle w:val="VerbatimChar"/>
+        </w:rPr>
+        <w:t xml:space="preserve">transkript.json</w:t>
+      </w:r>
+      <w:r>
+        <w:t xml:space="preserve"> </w:t>
+      </w:r>
+      <w:r>
+        <w:t xml:space="preserve">(testo letterale, parlanti, memo, giornale,</w:t>
+      </w:r>
+      <w:r>
+        <w:t xml:space="preserve"> </w:t>
+      </w:r>
+      <w:r>
+        <w:t xml:space="preserve">dati Zotero), una copia della registrazione (per i video anche il</w:t>
+      </w:r>
+      <w:r>
+        <w:t xml:space="preserve"> </w:t>
+      </w:r>
+      <w:r>
+        <w:t xml:space="preserve">file video invariato) e</w:t>
+      </w:r>
+      <w:r>
+        <w:t xml:space="preserve"> </w:t>
+      </w:r>
+      <w:r>
+        <w:rPr>
+          <w:rStyle w:val="VerbatimChar"/>
+        </w:rPr>
+        <w:t xml:space="preserve">wellenform.json</w:t>
+      </w:r>
+      <w:r>
+        <w:t xml:space="preserve">.</w:t>
+      </w:r>
+      <w:r>
+        <w:t xml:space="preserve"> </w:t>
+      </w:r>
+      <w:r>
+        <w:rPr>
+          <w:rStyle w:val="VerbatimChar"/>
+        </w:rPr>
+        <w:t xml:space="preserve">ausgang.json</w:t>
+      </w:r>
+      <w:r>
+        <w:t xml:space="preserve"> </w:t>
+      </w:r>
+      <w:r>
+        <w:t xml:space="preserve">conserva</w:t>
+      </w:r>
+      <w:r>
+        <w:t xml:space="preserve"> </w:t>
+      </w:r>
+      <w:r>
+        <w:t xml:space="preserve">lo stato così come lo ha fornito la macchina o un file importato;</w:t>
+      </w:r>
+      <w:r>
+        <w:t xml:space="preserve"> </w:t>
+      </w:r>
+      <w:r>
+        <w:rPr>
+          <w:rStyle w:val="VerbatimChar"/>
+        </w:rPr>
+        <w:t xml:space="preserve">history/</w:t>
+      </w:r>
+      <w:r>
+        <w:t xml:space="preserve"> </w:t>
+      </w:r>
+      <w:r>
+        <w:t xml:space="preserve">conserva gli ultimi 30 stati.</w:t>
+      </w:r>
+      <w:r>
+        <w:t xml:space="preserve"> </w:t>
+      </w:r>
+      <w:r>
+        <w:rPr>
+          <w:b/>
+          <w:bCs/>
+        </w:rPr>
+        <w:t xml:space="preserve">Entrambi contengono il</w:t>
+      </w:r>
+      <w:r>
+        <w:rPr>
+          <w:b/>
+          <w:bCs/>
+        </w:rPr>
+        <w:t xml:space="preserve"> </w:t>
+      </w:r>
+      <w:r>
+        <w:rPr>
+          <w:b/>
+          <w:bCs/>
+        </w:rPr>
+        <w:t xml:space="preserve">testo letterale precedente a una pseudonimizzazione.</w:t>
+      </w:r>
+      <w:r>
+        <w:t xml:space="preserve"> </w:t>
+      </w:r>
+      <w:r>
+        <w:t xml:space="preserve">Impostazioni</w:t>
+      </w:r>
+      <w:r>
+        <w:t xml:space="preserve"> </w:t>
+      </w:r>
+      <w:r>
+        <w:t xml:space="preserve">e registro dell'app si trovano nel contenitore dell'app dell'account</w:t>
+      </w:r>
+      <w:r>
+        <w:t xml:space="preserve"> </w:t>
+      </w:r>
+      <w:r>
+        <w:t xml:space="preserve">utente. Il giornale annota un identificativo dell'installazione e,</w:t>
+      </w:r>
+      <w:r>
+        <w:t xml:space="preserve"> </w:t>
+      </w:r>
+      <w:r>
+        <w:t xml:space="preserve">facoltativamente, un indirizzo e-mail di chi rivede il testo.</w:t>
       </w:r>
     </w:p>
     <w:p>
@@ -457,52 +708,64 @@
         <w:t xml:space="preserve"> </w:t>
       </w:r>
       <w:r>
-        <w:t xml:space="preserve">Il software non apre alcuna connessione di rete in uscita:</w:t>
-      </w:r>
-      <w:r>
-        <w:t xml:space="preserve"> </w:t>
-      </w:r>
-      <w:r>
-        <w:t xml:space="preserve">niente telemetria, niente statistiche d'uso, niente controllo</w:t>
-      </w:r>
-      <w:r>
-        <w:t xml:space="preserve"> </w:t>
-      </w:r>
-      <w:r>
-        <w:t xml:space="preserve">aggiornamenti, nessun rapporto di arresto proprio. Il servizio interno</w:t>
-      </w:r>
-      <w:r>
-        <w:t xml:space="preserve"> </w:t>
-      </w:r>
-      <w:r>
-        <w:t xml:space="preserve">dell'applicazione si collega esclusivamente all'indirizzo di loopback</w:t>
-      </w:r>
-      <w:r>
-        <w:t xml:space="preserve"> </w:t>
-      </w:r>
-      <w:r>
-        <w:rPr>
-          <w:rStyle w:val="VerbatimChar"/>
-        </w:rPr>
-        <w:t xml:space="preserve">127.0.0.1</w:t>
-      </w:r>
-      <w:r>
-        <w:t xml:space="preserve"> </w:t>
-      </w:r>
-      <w:r>
-        <w:t xml:space="preserve">e rifiuta le richieste di qualsiasi altro host</w:t>
-      </w:r>
-      <w:r>
-        <w:t xml:space="preserve"> </w:t>
-      </w:r>
-      <w:r>
-        <w:t xml:space="preserve">(HTTP 421). I dati diagnostici del sistema macOS sono regolati dalle</w:t>
-      </w:r>
-      <w:r>
-        <w:t xml:space="preserve"> </w:t>
-      </w:r>
-      <w:r>
-        <w:t xml:space="preserve">sue impostazioni di sistema, non dal software.</w:t>
+        <w:t xml:space="preserve">Il software non trasmette registrazioni, testi o dati di</w:t>
+      </w:r>
+      <w:r>
+        <w:t xml:space="preserve"> </w:t>
+      </w:r>
+      <w:r>
+        <w:t xml:space="preserve">utilizzo: nessun account, nessuna telemetria, nessuna verifica di</w:t>
+      </w:r>
+      <w:r>
+        <w:t xml:space="preserve"> </w:t>
+      </w:r>
+      <w:r>
+        <w:t xml:space="preserve">aggiornamenti, nessun rapporto di arresto anomalo proprio, nessun</w:t>
+      </w:r>
+      <w:r>
+        <w:t xml:space="preserve"> </w:t>
+      </w:r>
+      <w:r>
+        <w:t xml:space="preserve">download di modelli. Non esistono un servizio interno, un server o</w:t>
+      </w:r>
+      <w:r>
+        <w:t xml:space="preserve"> </w:t>
+      </w:r>
+      <w:r>
+        <w:t xml:space="preserve">una porta aperta. L'autorizzazione di rete di macOS è impostata solo</w:t>
+      </w:r>
+      <w:r>
+        <w:t xml:space="preserve"> </w:t>
+      </w:r>
+      <w:r>
+        <w:t xml:space="preserve">perché la vista web integrata la richiede; un firewall o</w:t>
+      </w:r>
+      <w:r>
+        <w:t xml:space="preserve"> </w:t>
+      </w:r>
+      <w:r>
+        <w:rPr>
+          <w:rStyle w:val="VerbatimChar"/>
+        </w:rPr>
+        <w:t xml:space="preserve">nettop</w:t>
+      </w:r>
+      <w:r>
+        <w:t xml:space="preserve"> </w:t>
+      </w:r>
+      <w:r>
+        <w:t xml:space="preserve">mostra che non nasce alcuna connessione. I rapporti di arresto</w:t>
+      </w:r>
+      <w:r>
+        <w:t xml:space="preserve"> </w:t>
+      </w:r>
+      <w:r>
+        <w:t xml:space="preserve">anomalo del sistema macOS sono regolati dalle sue impostazioni di</w:t>
+      </w:r>
+      <w:r>
+        <w:t xml:space="preserve"> </w:t>
+      </w:r>
+      <w:r>
+        <w:t xml:space="preserve">sistema, non dal software.</w:t>
       </w:r>
     </w:p>
     <w:p>
@@ -524,37 +787,37 @@
         <w:t xml:space="preserve"> </w:t>
       </w:r>
       <w:r>
-        <w:t xml:space="preserve">I file di esportazione (WebVTT, CSV, testo, REFI-QDA</w:t>
-      </w:r>
-      <w:r>
-        <w:t xml:space="preserve"> </w:t>
-      </w:r>
-      <w:r>
-        <w:rPr>
-          <w:rStyle w:val="VerbatimChar"/>
-        </w:rPr>
-        <w:t xml:space="preserve">.qdpx.zip</w:t>
-      </w:r>
-      <w:r>
-        <w:t xml:space="preserve">, dossier enrich</w:t>
-      </w:r>
-      <w:r>
-        <w:t xml:space="preserve"> </w:t>
-      </w:r>
-      <w:r>
-        <w:rPr>
-          <w:rStyle w:val="VerbatimChar"/>
-        </w:rPr>
-        <w:t xml:space="preserve">.enrich</w:t>
-      </w:r>
-      <w:r>
-        <w:t xml:space="preserve">) vengono scritti dove chi opera</w:t>
-      </w:r>
-      <w:r>
-        <w:t xml:space="preserve"> </w:t>
-      </w:r>
-      <w:r>
-        <w:t xml:space="preserve">li salva.</w:t>
+        <w:t xml:space="preserve">I file di esportazione vengono scritti dove chi opera li</w:t>
+      </w:r>
+      <w:r>
+        <w:t xml:space="preserve"> </w:t>
+      </w:r>
+      <w:r>
+        <w:t xml:space="preserve">salva. Tutti i formati di testo (VTT, CSV, TXT, Markdown, Word)</w:t>
+      </w:r>
+      <w:r>
+        <w:t xml:space="preserve"> </w:t>
+      </w:r>
+      <w:r>
+        <w:t xml:space="preserve">contengono testo letterale, nomi dei parlanti e marche temporali;</w:t>
+      </w:r>
+      <w:r>
+        <w:t xml:space="preserve"> </w:t>
+      </w:r>
+      <w:r>
+        <w:t xml:space="preserve">CSV, Markdown e Word in più i memo; Markdown e Word, con un</w:t>
+      </w:r>
+      <w:r>
+        <w:t xml:space="preserve"> </w:t>
+      </w:r>
+      <w:r>
+        <w:t xml:space="preserve">collegamento Zotero, un'intestazione con titolo, data, citekey e le</w:t>
+      </w:r>
+      <w:r>
+        <w:t xml:space="preserve"> </w:t>
+      </w:r>
+      <w:r>
+        <w:t xml:space="preserve">persone di cui sono stati scelti i ruoli.</w:t>
       </w:r>
       <w:r>
         <w:t xml:space="preserve"> </w:t>
@@ -564,63 +827,119 @@
           <w:b/>
           <w:bCs/>
         </w:rPr>
-        <w:t xml:space="preserve">Le esportazioni REFI-QDA ed enrich contengono la</w:t>
-      </w:r>
-      <w:r>
-        <w:rPr>
+        <w:t xml:space="preserve">REFI-QDA (</w:t>
+      </w:r>
+      <w:r>
+        <w:rPr>
+          <w:rStyle w:val="VerbatimChar"/>
           <w:b/>
           <w:bCs/>
         </w:rPr>
-        <w:t xml:space="preserve"> </w:t>
+        <w:t xml:space="preserve">.qdpx.zip</w:t>
       </w:r>
       <w:r>
         <w:rPr>
           <w:b/>
           <w:bCs/>
         </w:rPr>
-        <w:t xml:space="preserve">registrazione audio.</w:t>
-      </w:r>
-      <w:r>
-        <w:t xml:space="preserve"> </w:t>
-      </w:r>
-      <w:r>
-        <w:t xml:space="preserve">Consegnarle significa consegnare la</w:t>
-      </w:r>
-      <w:r>
-        <w:t xml:space="preserve"> </w:t>
-      </w:r>
-      <w:r>
-        <w:t xml:space="preserve">registrazione. Un dossier enrich contiene inoltre il giornale delle</w:t>
-      </w:r>
-      <w:r>
-        <w:t xml:space="preserve"> </w:t>
-      </w:r>
-      <w:r>
-        <w:t xml:space="preserve">modifiche con l'indirizzo e-mail facoltativo inserito nelle</w:t>
-      </w:r>
-      <w:r>
-        <w:t xml:space="preserve"> </w:t>
-      </w:r>
-      <w:r>
-        <w:t xml:space="preserve">impostazioni e, se la trascrizione è collegata a Zotero, i metadati</w:t>
-      </w:r>
-      <w:r>
-        <w:t xml:space="preserve"> </w:t>
-      </w:r>
-      <w:r>
-        <w:t xml:space="preserve">ripresi (titolo, data, persone secondo i ruoli scelti, chiave di</w:t>
-      </w:r>
-      <w:r>
-        <w:t xml:space="preserve"> </w:t>
-      </w:r>
-      <w:r>
-        <w:t xml:space="preserve">citazione). Con il consenso Zotero l'applicazione legge il database</w:t>
-      </w:r>
-      <w:r>
-        <w:t xml:space="preserve"> </w:t>
-      </w:r>
-      <w:r>
-        <w:t xml:space="preserve">locale</w:t>
+        <w:t xml:space="preserve">)</w:t>
+      </w:r>
+      <w:r>
+        <w:rPr>
+          <w:b/>
+          <w:bCs/>
+        </w:rPr>
+        <w:t xml:space="preserve"> </w:t>
+      </w:r>
+      <w:r>
+        <w:rPr>
+          <w:b/>
+          <w:bCs/>
+        </w:rPr>
+        <w:t xml:space="preserve">contiene testo, memo e la registrazione audio, quindi la voce, e su</w:t>
+      </w:r>
+      <w:r>
+        <w:rPr>
+          <w:b/>
+          <w:bCs/>
+        </w:rPr>
+        <w:t xml:space="preserve"> </w:t>
+      </w:r>
+      <w:r>
+        <w:rPr>
+          <w:b/>
+          <w:bCs/>
+        </w:rPr>
+        <w:t xml:space="preserve">richiesta il file video; il dossier enrich (</w:t>
+      </w:r>
+      <w:r>
+        <w:rPr>
+          <w:rStyle w:val="VerbatimChar"/>
+          <w:b/>
+          <w:bCs/>
+        </w:rPr>
+        <w:t xml:space="preserve">.enrich</w:t>
+      </w:r>
+      <w:r>
+        <w:rPr>
+          <w:b/>
+          <w:bCs/>
+        </w:rPr>
+        <w:t xml:space="preserve">) contiene</w:t>
+      </w:r>
+      <w:r>
+        <w:rPr>
+          <w:b/>
+          <w:bCs/>
+        </w:rPr>
+        <w:t xml:space="preserve"> </w:t>
+      </w:r>
+      <w:r>
+        <w:rPr>
+          <w:b/>
+          <w:bCs/>
+        </w:rPr>
+        <w:t xml:space="preserve">testo, registrazione audio in MP3 (tramite LAME), giornale con</w:t>
+      </w:r>
+      <w:r>
+        <w:rPr>
+          <w:b/>
+          <w:bCs/>
+        </w:rPr>
+        <w:t xml:space="preserve"> </w:t>
+      </w:r>
+      <w:r>
+        <w:rPr>
+          <w:b/>
+          <w:bCs/>
+        </w:rPr>
+        <w:t xml:space="preserve">identificativo dell'installazione ed e-mail e dati Zotero, nessun</w:t>
+      </w:r>
+      <w:r>
+        <w:rPr>
+          <w:b/>
+          <w:bCs/>
+        </w:rPr>
+        <w:t xml:space="preserve"> </w:t>
+      </w:r>
+      <w:r>
+        <w:rPr>
+          <w:b/>
+          <w:bCs/>
+        </w:rPr>
+        <w:t xml:space="preserve">memo.</w:t>
+      </w:r>
+      <w:r>
+        <w:t xml:space="preserve"> </w:t>
+      </w:r>
+      <w:r>
+        <w:t xml:space="preserve">Consegnarli significa consegnare la registrazione. Con il</w:t>
+      </w:r>
+      <w:r>
+        <w:t xml:space="preserve"> </w:t>
+      </w:r>
+      <w:r>
+        <w:t xml:space="preserve">consenso Zotero l'applicazione legge il database locale</w:t>
       </w:r>
       <w:r>
         <w:t xml:space="preserve"> </w:t>
@@ -653,13 +972,7 @@
         <w:t xml:space="preserve"> </w:t>
       </w:r>
       <w:r>
-        <w:t xml:space="preserve">se identificabili); l’export enrich contiene solo l’audio, l’export</w:t>
-      </w:r>
-      <w:r>
-        <w:t xml:space="preserve"> </w:t>
-      </w:r>
-      <w:r>
-        <w:t xml:space="preserve">REFI-QDA il video solo su scelta esplicita.</w:t>
+        <w:t xml:space="preserve">se identificabili).</w:t>
       </w:r>
     </w:p>
     <w:bookmarkEnd w:id="13"/>
@@ -695,13 +1008,13 @@
         <w:t xml:space="preserve"> </w:t>
       </w:r>
       <w:r>
-        <w:t xml:space="preserve">della persona che ha effettuato l'accesso. Non esistono server, servizi</w:t>
-      </w:r>
-      <w:r>
-        <w:t xml:space="preserve"> </w:t>
-      </w:r>
-      <w:r>
-        <w:t xml:space="preserve">cloud né account utente.</w:t>
+        <w:t xml:space="preserve">della persona che ha effettuato l'accesso. Non esistono server, porte</w:t>
+      </w:r>
+      <w:r>
+        <w:t xml:space="preserve"> </w:t>
+      </w:r>
+      <w:r>
+        <w:t xml:space="preserve">aperte, servizi cloud né account utente.</w:t>
       </w:r>
     </w:p>
     <w:bookmarkEnd w:id="14"/>
@@ -791,7 +1104,7 @@
         <w:t xml:space="preserve"> </w:t>
       </w:r>
       <w:r>
-        <w:t xml:space="preserve">all'interno della libreria (</w:t>
+        <w:t xml:space="preserve">all'interno della biblioteca (</w:t>
       </w:r>
       <w:r>
         <w:rPr>
@@ -806,7 +1119,7 @@
         <w:t xml:space="preserve"> </w:t>
       </w:r>
       <w:r>
-        <w:t xml:space="preserve">definitivamente solo svuotando quella cartella</w:t>
+        <w:t xml:space="preserve">definitivamente solo svuotando quella cartella nel Finder</w:t>
       </w:r>
       <w:r>
         <w:t xml:space="preserve"> </w:t>
@@ -818,25 +1131,49 @@
         <w:t xml:space="preserve">[da chi, quando]</w:t>
       </w:r>
       <w:r>
-        <w:t xml:space="preserve">. Le</w:t>
-      </w:r>
-      <w:r>
-        <w:t xml:space="preserve"> </w:t>
-      </w:r>
-      <w:r>
-        <w:t xml:space="preserve">istantanee della cronologia si trovano nella cartella della rispettiva</w:t>
-      </w:r>
-      <w:r>
-        <w:t xml:space="preserve"> </w:t>
-      </w:r>
-      <w:r>
-        <w:t xml:space="preserve">trascrizione e vengono cancellate con essa. Le copie di sicurezza del</w:t>
-      </w:r>
-      <w:r>
-        <w:t xml:space="preserve"> </w:t>
-      </w:r>
-      <w:r>
-        <w:t xml:space="preserve">dispositivo</w:t>
+        <w:t xml:space="preserve">.</w:t>
+      </w:r>
+      <w:r>
+        <w:t xml:space="preserve"> </w:t>
+      </w:r>
+      <w:r>
+        <w:rPr>
+          <w:rStyle w:val="VerbatimChar"/>
+        </w:rPr>
+        <w:t xml:space="preserve">ausgang.json</w:t>
+      </w:r>
+      <w:r>
+        <w:t xml:space="preserve"> </w:t>
+      </w:r>
+      <w:r>
+        <w:t xml:space="preserve">e gli stati in</w:t>
+      </w:r>
+      <w:r>
+        <w:t xml:space="preserve"> </w:t>
+      </w:r>
+      <w:r>
+        <w:rPr>
+          <w:rStyle w:val="VerbatimChar"/>
+        </w:rPr>
+        <w:t xml:space="preserve">history/</w:t>
+      </w:r>
+      <w:r>
+        <w:t xml:space="preserve"> </w:t>
+      </w:r>
+      <w:r>
+        <w:t xml:space="preserve">si trovano nella</w:t>
+      </w:r>
+      <w:r>
+        <w:t xml:space="preserve"> </w:t>
+      </w:r>
+      <w:r>
+        <w:t xml:space="preserve">cartella della rispettiva trascrizione e vengono cancellati con essa.</w:t>
+      </w:r>
+      <w:r>
+        <w:t xml:space="preserve"> </w:t>
+      </w:r>
+      <w:r>
+        <w:t xml:space="preserve">Le copie di sicurezza del dispositivo</w:t>
       </w:r>
       <w:r>
         <w:t xml:space="preserve"> </w:t>
@@ -851,13 +1188,13 @@
         <w:t xml:space="preserve"> </w:t>
       </w:r>
       <w:r>
-        <w:t xml:space="preserve">seguono la regola di cancellazione del</w:t>
-      </w:r>
-      <w:r>
-        <w:t xml:space="preserve"> </w:t>
-      </w:r>
-      <w:r>
-        <w:t xml:space="preserve">titolare.</w:t>
+        <w:t xml:space="preserve">seguono la</w:t>
+      </w:r>
+      <w:r>
+        <w:t xml:space="preserve"> </w:t>
+      </w:r>
+      <w:r>
+        <w:t xml:space="preserve">regola di cancellazione del titolare.</w:t>
       </w:r>
     </w:p>
     <w:bookmarkEnd w:id="16"/>
@@ -1058,58 +1395,52 @@
         <w:t xml:space="preserve"> </w:t>
       </w:r>
       <w:r>
-        <w:t xml:space="preserve">il collegamento del servizio interno a</w:t>
-      </w:r>
-      <w:r>
-        <w:t xml:space="preserve"> </w:t>
-      </w:r>
-      <w:r>
-        <w:rPr>
-          <w:rStyle w:val="VerbatimChar"/>
-        </w:rPr>
-        <w:t xml:space="preserve">127.0.0.1</w:t>
-      </w:r>
-      <w:r>
-        <w:t xml:space="preserve"> </w:t>
-      </w:r>
-      <w:r>
-        <w:t xml:space="preserve">e il rifiuto degli</w:t>
-      </w:r>
-      <w:r>
-        <w:t xml:space="preserve"> </w:t>
-      </w:r>
-      <w:r>
-        <w:t xml:space="preserve">host estranei si trovano in</w:t>
-      </w:r>
-      <w:r>
-        <w:t xml:space="preserve"> </w:t>
-      </w:r>
-      <w:r>
-        <w:rPr>
-          <w:rStyle w:val="VerbatimChar"/>
-        </w:rPr>
-        <w:t xml:space="preserve">backend/src/researchtranscript/main.py</w:t>
-      </w:r>
-      <w:r>
-        <w:t xml:space="preserve">. Il</w:t>
-      </w:r>
-      <w:r>
-        <w:t xml:space="preserve"> </w:t>
-      </w:r>
-      <w:r>
-        <w:t xml:space="preserve">repository contiene l'intera catena di build fino al pacchetto</w:t>
-      </w:r>
-      <w:r>
-        <w:t xml:space="preserve"> </w:t>
-      </w:r>
-      <w:r>
-        <w:t xml:space="preserve">d'installazione firmato; chi non si fida del binario distribuito può</w:t>
-      </w:r>
-      <w:r>
-        <w:t xml:space="preserve"> </w:t>
-      </w:r>
-      <w:r>
-        <w:t xml:space="preserve">compilarlo.</w:t>
+        <w:t xml:space="preserve">la shell</w:t>
+      </w:r>
+      <w:r>
+        <w:t xml:space="preserve"> </w:t>
+      </w:r>
+      <w:r>
+        <w:rPr>
+          <w:rStyle w:val="VerbatimChar"/>
+        </w:rPr>
+        <w:t xml:space="preserve">frontend/src-tauri/src/lib.rs</w:t>
+      </w:r>
+      <w:r>
+        <w:t xml:space="preserve"> </w:t>
+      </w:r>
+      <w:r>
+        <w:t xml:space="preserve">non avvia alcun server e non</w:t>
+      </w:r>
+      <w:r>
+        <w:t xml:space="preserve"> </w:t>
+      </w:r>
+      <w:r>
+        <w:t xml:space="preserve">apre alcuna porta; le autorizzazioni della sandbox si trovano in</w:t>
+      </w:r>
+      <w:r>
+        <w:t xml:space="preserve"> </w:t>
+      </w:r>
+      <w:r>
+        <w:rPr>
+          <w:rStyle w:val="VerbatimChar"/>
+        </w:rPr>
+        <w:t xml:space="preserve">frontend/src-tauri/entitlements.plist</w:t>
+      </w:r>
+      <w:r>
+        <w:t xml:space="preserve">. Il repository contiene</w:t>
+      </w:r>
+      <w:r>
+        <w:t xml:space="preserve"> </w:t>
+      </w:r>
+      <w:r>
+        <w:t xml:space="preserve">l'intera catena di build fino al pacchetto d'installazione firmato; chi</w:t>
+      </w:r>
+      <w:r>
+        <w:t xml:space="preserve"> </w:t>
+      </w:r>
+      <w:r>
+        <w:t xml:space="preserve">non si fida del binario distribuito può compilarlo.</w:t>
       </w:r>
     </w:p>
     <w:p>

--- a/site/docs/researchtranscript-trattamento-dei-dati-it.docx
+++ b/site/docs/researchtranscript-trattamento-dei-dati-it.docx
@@ -34,7 +34,7 @@
         <w:t xml:space="preserve"> </w:t>
       </w:r>
       <w:r>
-        <w:t xml:space="preserve">18 settembre 2026, ResearchTranscript 0.6.0. Le voci tra</w:t>
+        <w:t xml:space="preserve">23 settembre 2026, ResearchTranscript 0.6.2. Le voci tra</w:t>
       </w:r>
       <w:r>
         <w:t xml:space="preserve"> </w:t>
@@ -152,7 +152,7 @@
         <w:rPr>
           <w:rStyle w:val="VerbatimChar"/>
         </w:rPr>
-        <w:t xml:space="preserve">[0.6.0]</w:t>
+        <w:t xml:space="preserve">[0.6.2]</w:t>
       </w:r>
       <w:r>
         <w:t xml:space="preserve">. Software libero sotto</w:t>
